--- a/Archimate/projects/SAP Centralized IAM Repository/Documentation/TOGAF_Catalog_IAM_E_Architecture_Definition_Document.docx
+++ b/Archimate/projects/SAP Centralized IAM Repository/Documentation/TOGAF_Catalog_IAM_E_Architecture_Definition_Document.docx
@@ -256,7 +256,7 @@
     </w:p>
     <w:p>
       <w:r>
-        <w:t>This document consolidates and baselines the Business, Data, Application, and Technology architectures defined across Phases B–D of the Centralized IAM sub-project. Unlike the SAP Enterprise Repository's parent Architecture Definition Document, no earlier Phase A draft exists for this sub-project specifically – the Architecture Vision (Phase A) scoped the vision at capability level, and this document is the first full cross-domain baseline.</w:t>
+        <w:t>This document consolidates and formally baselines the Business, Data, Application, and Technology architectures defined across Phases B–D of the Centralized IAM sub-project, superseding the Phase A draft Architecture Definition Document.</w:t>
       </w:r>
     </w:p>
     <w:p>
